--- a/docs/ecostats_lectures/lecture_18/18_02_class_activity_nmds_permanova.docx
+++ b/docs/ecostats_lectures/lecture_18/18_02_class_activity_nmds_permanova.docx
@@ -41,7 +41,31 @@
         <w:pStyle w:val="FirstParagraph"/>
       </w:pPr>
       <w:r>
-        <w:t xml:space="preserve">NMDS (Non-metric Multidimensional Scaling) is an ordination technique that: - Visualizes dissimilarity between objects in reduced dimensions - Preserves rank order of distances, not exact distances - Works well with non-linear ecological relationships - Makes few assumptions about data structure</w:t>
+        <w:t xml:space="preserve">NMDS (Non-metric Multidimensional Scaling) is an ordination technique</w:t>
+      </w:r>
+      <w:r>
+        <w:t xml:space="preserve"> </w:t>
+      </w:r>
+      <w:r>
+        <w:t xml:space="preserve">that: - Visualizes dissimilarity between objects in reduced dimensions -</w:t>
+      </w:r>
+      <w:r>
+        <w:t xml:space="preserve"> </w:t>
+      </w:r>
+      <w:r>
+        <w:t xml:space="preserve">Preserves rank order of distances, not exact distances - Works well with</w:t>
+      </w:r>
+      <w:r>
+        <w:t xml:space="preserve"> </w:t>
+      </w:r>
+      <w:r>
+        <w:t xml:space="preserve">non-linear ecological relationships - Makes few assumptions about data</w:t>
+      </w:r>
+      <w:r>
+        <w:t xml:space="preserve"> </w:t>
+      </w:r>
+      <w:r>
+        <w:t xml:space="preserve">structure</w:t>
       </w:r>
     </w:p>
     <w:bookmarkEnd w:id="20"/>
@@ -72,7 +96,13 @@
         <w:t xml:space="preserve">Community data</w:t>
       </w:r>
       <w:r>
-        <w:t xml:space="preserve">: Species abundance or presence/absence matrices -</w:t>
+        <w:t xml:space="preserve">: Species abundance or</w:t>
+      </w:r>
+      <w:r>
+        <w:t xml:space="preserve"> </w:t>
+      </w:r>
+      <w:r>
+        <w:t xml:space="preserve">presence/absence matrices -</w:t>
       </w:r>
       <w:r>
         <w:t xml:space="preserve"> </w:t>
@@ -85,7 +115,13 @@
         <w:t xml:space="preserve">Non-linear relationships</w:t>
       </w:r>
       <w:r>
-        <w:t xml:space="preserve">: When PCA assumptions are violated -</w:t>
+        <w:t xml:space="preserve">: When PCA</w:t>
+      </w:r>
+      <w:r>
+        <w:t xml:space="preserve"> </w:t>
+      </w:r>
+      <w:r>
+        <w:t xml:space="preserve">assumptions are violated -</w:t>
       </w:r>
       <w:r>
         <w:t xml:space="preserve"> </w:t>
@@ -98,7 +134,13 @@
         <w:t xml:space="preserve">Complex ecological gradients</w:t>
       </w:r>
       <w:r>
-        <w:t xml:space="preserve">: Multiple environmental factors affecting communities</w:t>
+        <w:t xml:space="preserve">: Multiple</w:t>
+      </w:r>
+      <w:r>
+        <w:t xml:space="preserve"> </w:t>
+      </w:r>
+      <w:r>
+        <w:t xml:space="preserve">environmental factors affecting communities</w:t>
       </w:r>
     </w:p>
     <w:bookmarkEnd w:id="21"/>
@@ -321,7 +363,13 @@
               <w:spacing w:before="16" w:after="16"/>
             </w:pPr>
             <w:r>
-              <w:t xml:space="preserve">Always check your stress value! Stress &lt; 0.1 is excellent, 0.1-0.2 is good, &gt; 0.2 is poor representation.</w:t>
+              <w:t xml:space="preserve">Always check your stress value! Stress &lt; 0.1 is excellent, 0.1-0.2 is</w:t>
+            </w:r>
+            <w:r>
+              <w:t xml:space="preserve"> </w:t>
+            </w:r>
+            <w:r>
+              <w:t xml:space="preserve">good, &gt; 0.2 is poor representation.</w:t>
             </w:r>
           </w:p>
         </w:tc>
@@ -352,7 +400,13 @@
         <w:pStyle w:val="FirstParagraph"/>
       </w:pPr>
       <w:r>
-        <w:t xml:space="preserve">We’ll use the iris dataset for this analysis, treating it as if the measurements represent abundances of different</w:t>
+        <w:t xml:space="preserve">We’ll use the iris dataset for this analysis, treating it as if the</w:t>
+      </w:r>
+      <w:r>
+        <w:t xml:space="preserve"> </w:t>
+      </w:r>
+      <w:r>
+        <w:t xml:space="preserve">measurements represent abundances of different</w:t>
       </w:r>
       <w:r>
         <w:t xml:space="preserve"> </w:t>
@@ -1806,7 +1860,25 @@
         <w:t xml:space="preserve">Interpretation</w:t>
       </w:r>
       <w:r>
-        <w:t xml:space="preserve">: - Stress value: 0.025 - This is excellent representation</w:t>
+        <w:t xml:space="preserve">: - Stress value:</w:t>
+      </w:r>
+      <w:r>
+        <w:t xml:space="preserve"> </w:t>
+      </w:r>
+      <w:r>
+        <w:t xml:space="preserve">0.025 - This is</w:t>
+      </w:r>
+      <w:r>
+        <w:t xml:space="preserve"> </w:t>
+      </w:r>
+      <w:r>
+        <w:t xml:space="preserve">excellent</w:t>
+      </w:r>
+      <w:r>
+        <w:t xml:space="preserve"> </w:t>
+      </w:r>
+      <w:r>
+        <w:t xml:space="preserve">representation</w:t>
       </w:r>
     </w:p>
     <w:bookmarkEnd w:id="34"/>
@@ -3259,7 +3331,19 @@
         <w:pStyle w:val="FirstParagraph"/>
       </w:pPr>
       <w:r>
-        <w:t xml:space="preserve">PERMANOVA (Permutational Multivariate Analysis of Variance) tests whether groups have different multivariate centroids using permutation tests.</w:t>
+        <w:t xml:space="preserve">PERMANOVA (Permutational Multivariate Analysis of Variance) tests</w:t>
+      </w:r>
+      <w:r>
+        <w:t xml:space="preserve"> </w:t>
+      </w:r>
+      <w:r>
+        <w:t xml:space="preserve">whether groups have different multivariate centroids using permutation</w:t>
+      </w:r>
+      <w:r>
+        <w:t xml:space="preserve"> </w:t>
+      </w:r>
+      <w:r>
+        <w:t xml:space="preserve">tests.</w:t>
       </w:r>
     </w:p>
     <w:bookmarkEnd w:id="49"/>
@@ -3570,7 +3654,25 @@
         <w:t xml:space="preserve">Interpretation</w:t>
       </w:r>
       <w:r>
-        <w:t xml:space="preserve">: - F-statistic: 487.33 - R² (variance explained): 0.869 - p-value: 0.001</w:t>
+        <w:t xml:space="preserve">: - F-statistic:</w:t>
+      </w:r>
+      <w:r>
+        <w:t xml:space="preserve"> </w:t>
+      </w:r>
+      <w:r>
+        <w:t xml:space="preserve">487.33 - R² (variance explained):</w:t>
+      </w:r>
+      <w:r>
+        <w:t xml:space="preserve"> </w:t>
+      </w:r>
+      <w:r>
+        <w:t xml:space="preserve">0.869 - p-value:</w:t>
+      </w:r>
+      <w:r>
+        <w:t xml:space="preserve"> </w:t>
+      </w:r>
+      <w:r>
+        <w:t xml:space="preserve">0.001</w:t>
       </w:r>
     </w:p>
     <w:bookmarkEnd w:id="50"/>
@@ -3588,7 +3690,13 @@
         <w:pStyle w:val="FirstParagraph"/>
       </w:pPr>
       <w:r>
-        <w:t xml:space="preserve">Before interpreting PERMANOVA, we need to check if groups have similar multivariate spread.</w:t>
+        <w:t xml:space="preserve">Before interpreting PERMANOVA, we need to check if groups have similar</w:t>
+      </w:r>
+      <w:r>
+        <w:t xml:space="preserve"> </w:t>
+      </w:r>
+      <w:r>
+        <w:t xml:space="preserve">multivariate spread.</w:t>
       </w:r>
     </w:p>
     <w:p>
@@ -5247,7 +5355,13 @@
         <w:pStyle w:val="FirstParagraph"/>
       </w:pPr>
       <w:r>
-        <w:t xml:space="preserve">ANOSIM (Analysis of Similarities) tests whether there is a significant difference between groups using rank dissimilarities.</w:t>
+        <w:t xml:space="preserve">ANOSIM (Analysis of Similarities) tests whether there is a significant</w:t>
+      </w:r>
+      <w:r>
+        <w:t xml:space="preserve"> </w:t>
+      </w:r>
+      <w:r>
+        <w:t xml:space="preserve">difference between groups using rank dissimilarities.</w:t>
       </w:r>
     </w:p>
     <w:bookmarkEnd w:id="58"/>
@@ -5474,7 +5588,25 @@
         <w:t xml:space="preserve">Interpretation</w:t>
       </w:r>
       <w:r>
-        <w:t xml:space="preserve">: - R statistic: 0.879 - p-value: 0.001 - R close to 1 indicates strong separation between groups</w:t>
+        <w:t xml:space="preserve">: - R statistic:</w:t>
+      </w:r>
+      <w:r>
+        <w:t xml:space="preserve"> </w:t>
+      </w:r>
+      <w:r>
+        <w:t xml:space="preserve">0.879 - p-value:</w:t>
+      </w:r>
+      <w:r>
+        <w:t xml:space="preserve"> </w:t>
+      </w:r>
+      <w:r>
+        <w:t xml:space="preserve">0.001 - R close to 1 indicates strong separation</w:t>
+      </w:r>
+      <w:r>
+        <w:t xml:space="preserve"> </w:t>
+      </w:r>
+      <w:r>
+        <w:t xml:space="preserve">between groups</w:t>
       </w:r>
     </w:p>
     <w:bookmarkEnd w:id="59"/>
@@ -7440,7 +7572,13 @@
         <w:t xml:space="preserve"> </w:t>
       </w:r>
       <w:r>
-        <w:t xml:space="preserve">- violated assumption affects interpretation</w:t>
+        <w:t xml:space="preserve">- violated assumption affects</w:t>
+      </w:r>
+      <w:r>
+        <w:t xml:space="preserve"> </w:t>
+      </w:r>
+      <w:r>
+        <w:t xml:space="preserve">interpretation</w:t>
       </w:r>
     </w:p>
     <w:p>
@@ -7620,7 +7758,13 @@
               <w:t xml:space="preserve"> </w:t>
             </w:r>
             <w:r>
-              <w:t xml:space="preserve">- works with any distance measure and makes few assumptions</w:t>
+              <w:t xml:space="preserve">- works with any distance measure and makes few</w:t>
+            </w:r>
+            <w:r>
+              <w:t xml:space="preserve"> </w:t>
+            </w:r>
+            <w:r>
+              <w:t xml:space="preserve">assumptions</w:t>
             </w:r>
           </w:p>
           <w:p>
@@ -7642,7 +7786,13 @@
               <w:t xml:space="preserve"> </w:t>
             </w:r>
             <w:r>
-              <w:t xml:space="preserve">- always report and check this value</w:t>
+              <w:t xml:space="preserve">- always report and check this</w:t>
+            </w:r>
+            <w:r>
+              <w:t xml:space="preserve"> </w:t>
+            </w:r>
+            <w:r>
+              <w:t xml:space="preserve">value</w:t>
             </w:r>
           </w:p>
           <w:p>
@@ -7686,7 +7836,13 @@
               <w:t xml:space="preserve"> </w:t>
             </w:r>
             <w:r>
-              <w:t xml:space="preserve">- provides different perspective on group separation</w:t>
+              <w:t xml:space="preserve">- provides different perspective on</w:t>
+            </w:r>
+            <w:r>
+              <w:t xml:space="preserve"> </w:t>
+            </w:r>
+            <w:r>
+              <w:t xml:space="preserve">group separation</w:t>
             </w:r>
           </w:p>
           <w:p>
@@ -7763,7 +7919,13 @@
               <w:spacing w:after="16"/>
             </w:pPr>
             <w:r>
-              <w:t xml:space="preserve">Remember: NMDS is iterative and may find different solutions - always set a seed for reproducibility!</w:t>
+              <w:t xml:space="preserve">Remember: NMDS is iterative and may find different solutions - always</w:t>
+            </w:r>
+            <w:r>
+              <w:t xml:space="preserve"> </w:t>
+            </w:r>
+            <w:r>
+              <w:t xml:space="preserve">set a seed for reproducibility!</w:t>
             </w:r>
           </w:p>
         </w:tc>
